--- a/docs/deliverables/06-述标答辩讲稿与策略.docx
+++ b/docs/deliverables/06-述标答辩讲稿与策略.docx
@@ -4,177 +4,337 @@
   <w:body>
     <w:p>
       <w:pPr>
+        <w:spacing w:after="80"/>
         <w:jc w:val="right"/>
+      </w:pPr>
+      <w:r>
+        <w:rPr>
+          <w:rFonts w:eastAsia="宋体"/>
+          <w:color w:val="000000"/>
+          <w:sz w:val="24"/>
+        </w:rPr>
+        <w:t>文档编号：03-G1-12　　　　　　版本号：V1.2</w:t>
+      </w:r>
+      <w:r>
+        <w:rPr>
+          <w:rFonts w:eastAsia="宋体"/>
+          <w:color w:val="000000"/>
+          <w:sz w:val="24"/>
+        </w:rPr>
+        <w:t/>
+      </w:r>
+      <w:r>
+        <w:rPr>
+          <w:rFonts w:eastAsia="宋体"/>
+          <w:color w:val="000000"/>
+          <w:sz w:val="24"/>
+        </w:rPr>
+        <w:t xml:space="preserve"/>
+      </w:r>
+      <w:r>
+        <w:rPr>
+          <w:rFonts w:eastAsia="宋体"/>
+          <w:color w:val="000000"/>
+          <w:sz w:val="24"/>
+        </w:rPr>
+        <w:t/>
+      </w:r>
+    </w:p>
+    <w:p>
+      <w:pPr>
+        <w:spacing w:before="1200" w:after="360"/>
+        <w:jc w:val="right"/>
+      </w:pPr>
+      <w:r>
+        <w:rPr>
+          <w:rFonts w:eastAsia="宋体"/>
+          <w:color w:val="000000"/>
+          <w:sz w:val="24"/>
+        </w:rPr>
+        <w:t>密　　级：内部·教学用</w:t>
+      </w:r>
+      <w:r>
+        <w:rPr>
+          <w:rFonts w:eastAsia="宋体"/>
+          <w:color w:val="000000"/>
+          <w:sz w:val="24"/>
+        </w:rPr>
+        <w:t xml:space="preserve"/>
+      </w:r>
+      <w:r>
+        <w:rPr>
+          <w:rFonts w:eastAsia="宋体"/>
+          <w:color w:val="000000"/>
+          <w:sz w:val="24"/>
+        </w:rPr>
+        <w:t/>
+      </w:r>
+    </w:p>
+    <w:p>
+      <w:pPr>
+        <w:spacing w:before="2000" w:after="480"/>
+        <w:jc w:val="center"/>
+      </w:pPr>
+    </w:p>
+    <w:p>
+      <w:pPr>
+        <w:pBdr>
+          <w:bottom w:val="single" w:sz="12" w:space="8" w:color="000000"/>
+        </w:pBdr>
+        <w:spacing w:before="240" w:after="360"/>
+        <w:jc w:val="center"/>
+      </w:pPr>
+      <w:r>
+        <w:rPr>
+          <w:rFonts w:eastAsia="黑体"/>
+          <w:b/>
+          <w:color w:val="000000"/>
+          <w:sz w:val="44"/>
+        </w:rPr>
+        <w:t>某自然博物馆智能运营中心建设项目
+应急管理子系统</w:t>
+      </w:r>
+      <w:r>
+        <w:rPr>
+          <w:rFonts w:eastAsia="黑体"/>
+          <w:b/>
+          <w:color w:val="000000"/>
+          <w:sz w:val="44"/>
+        </w:rPr>
+        <w:t/>
+      </w:r>
+      <w:r>
+        <w:rPr>
+          <w:rFonts w:eastAsia="黑体"/>
+          <w:b/>
+          <w:color w:val="000000"/>
+          <w:sz w:val="44"/>
+        </w:rPr>
+        <w:t/>
+      </w:r>
+      <w:r>
+        <w:rPr>
+          <w:rFonts w:eastAsia="黑体"/>
+          <w:b/>
+          <w:color w:val="000000"/>
+          <w:sz w:val="44"/>
+        </w:rPr>
+        <w:t/>
+      </w:r>
+    </w:p>
+    <w:p>
+      <w:pPr>
+        <w:spacing w:before="520" w:after="200"/>
+        <w:jc w:val="center"/>
+      </w:pPr>
+      <w:r>
+        <w:rPr>
+          <w:rFonts w:eastAsia="黑体"/>
+          <w:b/>
+          <w:color w:val="000000"/>
+          <w:sz w:val="56"/>
+        </w:rPr>
+        <w:t>述标答辩讲稿与策略</w:t>
+      </w:r>
+      <w:r>
+        <w:rPr>
+          <w:rFonts w:eastAsia="黑体"/>
+          <w:b/>
+          <w:color w:val="000000"/>
+          <w:sz w:val="56"/>
+        </w:rPr>
+        <w:t xml:space="preserve"/>
+      </w:r>
+      <w:r>
+        <w:rPr>
+          <w:rFonts w:eastAsia="黑体"/>
+          <w:b/>
+          <w:color w:val="000000"/>
+          <w:sz w:val="56"/>
+        </w:rPr>
+        <w:t/>
+      </w:r>
+    </w:p>
+    <w:p>
+      <w:pPr>
         <w:spacing w:after="80"/>
-      </w:pPr>
-      <w:bookmarkStart w:id="0" w:name="_GoBack"/>
-      <w:bookmarkEnd w:id="0"/>
-      <w:r>
-        <w:rPr>
-          <w:b w:val="0"/>
-          <w:rFonts w:eastAsia="宋体"/>
-          <w:sz w:val="24"/>
-          <w:color w:val="000000"/>
-        </w:rPr>
-        <w:t>文档编号：03-G1-12　　　　　　版本号：V1.2</w:t>
-      </w:r>
-    </w:p>
-    <w:p>
-      <w:pPr>
-        <w:jc w:val="right"/>
-        <w:spacing w:before="1200" w:after="360"/>
-      </w:pPr>
-      <w:r>
-        <w:rPr>
-          <w:b w:val="0"/>
-          <w:rFonts w:eastAsia="宋体"/>
-          <w:sz w:val="24"/>
-          <w:color w:val="000000"/>
-        </w:rPr>
-        <w:t>密　　级：内部·教学用</w:t>
-      </w:r>
-    </w:p>
-    <w:p>
-      <w:pPr>
         <w:jc w:val="center"/>
-        <w:spacing w:before="2000" w:after="480"/>
-      </w:pPr>
-    </w:p>
-    <w:p>
-      <w:pPr>
+      </w:pPr>
+      <w:r>
+        <w:rPr>
+          <w:rFonts w:eastAsia="楷体"/>
+          <w:color w:val="000000"/>
+          <w:sz w:val="28"/>
+        </w:rPr>
+        <w:t>课程模拟</w:t>
+      </w:r>
+    </w:p>
+    <w:p>
+      <w:pPr>
+        <w:spacing w:before="1600" w:after="80"/>
         <w:jc w:val="center"/>
-        <w:spacing w:before="240" w:after="360"/>
-      </w:pPr>
-      <w:r>
-        <w:rPr>
-          <w:b w:val="0"/>
-          <w:rFonts w:eastAsia="黑体"/>
-          <w:sz w:val="44"/>
-          <w:color w:val="000000"/>
-        </w:rPr>
-        <w:t>某自然博物馆智能运营中心建设项目</w:t>
-      </w:r>
-    </w:p>
-    <w:p>
-      <w:pPr>
-        <w:jc w:val="center"/>
-        <w:spacing w:before="240" w:after="360"/>
-      </w:pPr>
-      <w:r>
-        <w:rPr>
-          <w:b w:val="0"/>
-          <w:rFonts w:eastAsia="黑体"/>
-          <w:sz w:val="44"/>
-          <w:color w:val="000000"/>
-        </w:rPr>
-        <w:t>应急管理子系统</w:t>
-      </w:r>
-    </w:p>
-    <w:p>
-      <w:pPr>
-        <w:jc w:val="center"/>
-        <w:spacing w:before="520" w:after="200"/>
-      </w:pPr>
-      <w:r>
-        <w:rPr>
-          <w:b w:val="0"/>
-          <w:rFonts w:eastAsia="黑体"/>
-          <w:sz w:val="56"/>
-          <w:color w:val="000000"/>
-        </w:rPr>
-        <w:t>述标答辩讲稿与策略</w:t>
-      </w:r>
-    </w:p>
-    <w:p>
-      <w:pPr>
-        <w:jc w:val="center"/>
-        <w:spacing w:after="80"/>
-      </w:pPr>
-      <w:r>
-        <w:rPr>
-          <w:b w:val="0"/>
-          <w:rFonts w:eastAsia="楷体"/>
-          <w:sz w:val="28"/>
-          <w:color w:val="000000"/>
-        </w:rPr>
-        <w:t>课程模拟</w:t>
-      </w:r>
-    </w:p>
-    <w:p>
-      <w:pPr>
-        <w:jc w:val="center"/>
-        <w:spacing w:before="1600" w:after="80"/>
-      </w:pPr>
-    </w:p>
-    <w:p>
-      <w:pPr>
+      </w:pPr>
+    </w:p>
+    <w:p>
+      <w:pPr>
+        <w:spacing w:after="200"/>
+        <w:ind w:leftChars="1276" w:left="2552"/>
         <w:jc w:val="left"/>
+      </w:pPr>
+      <w:r>
+        <w:rPr>
+          <w:rFonts w:eastAsia="仿宋"/>
+          <w:color w:val="000000"/>
+          <w:sz w:val="32"/>
+        </w:rPr>
+        <w:t/>
+      </w:r>
+      <w:r>
+        <w:rPr>
+          <w:rFonts w:eastAsia="仿宋"/>
+          <w:color w:val="000000"/>
+          <w:sz w:val="32"/>
+        </w:rPr>
+        <w:t xml:space="preserve"/>
+      </w:r>
+      <w:r>
+        <w:rPr>
+          <w:rFonts w:eastAsia="仿宋"/>
+          <w:color w:val="000000"/>
+          <w:sz w:val="32"/>
+        </w:rPr>
+        <w:t/>
+      </w:r>
+    </w:p>
+    <w:p>
+      <w:pPr>
+        <w:spacing w:after="200"/>
         <w:ind w:leftChars="1276" w:left="2552"/>
+        <w:jc w:val="left"/>
+      </w:pPr>
+      <w:r>
+        <w:rPr>
+          <w:rFonts w:eastAsia="仿宋"/>
+          <w:color w:val="000000"/>
+          <w:sz w:val="32"/>
+        </w:rPr>
+        <w:t>编制单位：项目组【待人工确认】</w:t>
+      </w:r>
+    </w:p>
+    <w:p>
+      <w:pPr>
         <w:spacing w:after="200"/>
-      </w:pPr>
-      <w:r>
-        <w:rPr>
-          <w:b w:val="0"/>
+        <w:ind w:leftChars="1276" w:left="2552"/>
+        <w:jc w:val="left"/>
+      </w:pPr>
+      <w:r>
+        <w:rPr>
           <w:rFonts w:eastAsia="仿宋"/>
+          <w:color w:val="000000"/>
           <w:sz w:val="32"/>
-          <w:color w:val="000000"/>
-        </w:rPr>
-        <w:t>编制单位：项目组【待人工确认】</w:t>
-      </w:r>
-    </w:p>
-    <w:p>
-      <w:pPr>
+        </w:rPr>
+        <w:t>编　　制：何思源（项目经理 PM）</w:t>
+      </w:r>
+    </w:p>
+    <w:p>
+      <w:pPr>
+        <w:spacing w:after="200"/>
+        <w:ind w:leftChars="1276" w:left="2552"/>
         <w:jc w:val="left"/>
+      </w:pPr>
+      <w:r>
+        <w:rPr>
+          <w:rFonts w:eastAsia="仿宋"/>
+          <w:color w:val="000000"/>
+          <w:sz w:val="32"/>
+        </w:rPr>
+        <w:t>审　　核：任俊强（合规与数字）</w:t>
+      </w:r>
+      <w:r>
+        <w:rPr>
+          <w:rFonts w:eastAsia="仿宋"/>
+          <w:color w:val="000000"/>
+          <w:sz w:val="32"/>
+        </w:rPr>
+        <w:t xml:space="preserve"/>
+      </w:r>
+      <w:r>
+        <w:rPr>
+          <w:rFonts w:eastAsia="仿宋"/>
+          <w:color w:val="000000"/>
+          <w:sz w:val="32"/>
+        </w:rPr>
+        <w:t/>
+      </w:r>
+    </w:p>
+    <w:p>
+      <w:pPr>
+        <w:spacing w:before="200" w:after="80"/>
         <w:ind w:leftChars="1276" w:left="2552"/>
-        <w:spacing w:after="200"/>
-      </w:pPr>
-      <w:r>
-        <w:rPr>
-          <w:b w:val="0"/>
+        <w:jc w:val="left"/>
+      </w:pPr>
+      <w:r>
+        <w:rPr>
           <w:rFonts w:eastAsia="仿宋"/>
+          <w:color w:val="000000"/>
           <w:sz w:val="32"/>
-          <w:color w:val="000000"/>
-        </w:rPr>
-        <w:t>编　　制：何思源（项目经理 PM）</w:t>
-      </w:r>
-    </w:p>
-    <w:p>
-      <w:pPr>
-        <w:jc w:val="left"/>
-        <w:ind w:leftChars="1276" w:left="2552"/>
-        <w:spacing w:after="200"/>
-      </w:pPr>
-      <w:r>
-        <w:rPr>
-          <w:b w:val="0"/>
+        </w:rPr>
+        <w:t>批　　准：【待人工确认】</w:t>
+      </w:r>
+      <w:r>
+        <w:rPr>
           <w:rFonts w:eastAsia="仿宋"/>
+          <w:color w:val="000000"/>
           <w:sz w:val="32"/>
-          <w:color w:val="000000"/>
-        </w:rPr>
-        <w:t>审　　核：任俊强（合规与数字）</w:t>
-      </w:r>
-    </w:p>
-    <w:p>
-      <w:pPr>
-        <w:jc w:val="left"/>
-        <w:ind w:leftChars="1276" w:left="2552"/>
-        <w:spacing w:after="200"/>
-      </w:pPr>
-      <w:r>
-        <w:rPr>
-          <w:b w:val="0"/>
+        </w:rPr>
+        <w:t xml:space="preserve"/>
+      </w:r>
+      <w:r>
+        <w:rPr>
           <w:rFonts w:eastAsia="仿宋"/>
+          <w:color w:val="000000"/>
           <w:sz w:val="32"/>
-          <w:color w:val="000000"/>
-        </w:rPr>
-        <w:t>批　　准：【待人工确认】</w:t>
-      </w:r>
-    </w:p>
-    <w:p>
-      <w:pPr>
-        <w:spacing w:after="60" w:line="300" w:lineRule="auto"/>
-      </w:pPr>
-      <w:r>
+        </w:rPr>
+        <w:t/>
+      </w:r>
+      <w:r>
+        <w:rPr>
+          <w:rFonts w:eastAsia="仿宋"/>
+          <w:color w:val="000000"/>
+          <w:sz w:val="32"/>
+        </w:rPr>
+        <w:t xml:space="preserve"/>
+      </w:r>
+      <w:r>
+        <w:rPr>
+          <w:rFonts w:eastAsia="仿宋"/>
+          <w:color w:val="000000"/>
+          <w:sz w:val="32"/>
+        </w:rPr>
+        <w:t/>
+      </w:r>
+      <w:r>
+        <w:rPr>
+          <w:rFonts w:eastAsia="仿宋"/>
+          <w:color w:val="000000"/>
+          <w:sz w:val="32"/>
+        </w:rPr>
+        <w:t xml:space="preserve"/>
+      </w:r>
+      <w:r>
+        <w:rPr>
+          <w:rFonts w:eastAsia="仿宋"/>
+          <w:color w:val="000000"/>
+          <w:sz w:val="32"/>
+        </w:rPr>
+        <w:t/>
+      </w:r>
+    </w:p>
+    <w:p>
+      <w:r>
+        <w:rPr>
+          <w:color w:val="000000"/>
+        </w:rPr>
         <w:br w:type="page"/>
       </w:r>
     </w:p>

--- a/docs/deliverables/06-述标答辩讲稿与策略.docx
+++ b/docs/deliverables/06-述标答辩讲稿与策略.docx
@@ -13,7 +13,7 @@
           <w:color w:val="000000"/>
           <w:sz w:val="24"/>
         </w:rPr>
-        <w:t>文档编号：03-G1-12　　　　　　版本号：V1.2</w:t>
+        <w:t>文档编号：YJGL-G1-07　　　　　　版本号：V1.2</w:t>
       </w:r>
       <w:r>
         <w:rPr>
@@ -218,7 +218,7 @@
           <w:color w:val="000000"/>
           <w:sz w:val="32"/>
         </w:rPr>
-        <w:t>编制单位：项目组【待人工确认】</w:t>
+        <w:t>编制单位：020202项目组</w:t>
       </w:r>
     </w:p>
     <w:p>
@@ -279,7 +279,7 @@
           <w:color w:val="000000"/>
           <w:sz w:val="32"/>
         </w:rPr>
-        <w:t>批　　准：【待人工确认】</w:t>
+        <w:t>批　　准：李晓雷（教师模拟甲方代表）</w:t>
       </w:r>
       <w:r>
         <w:rPr>
